--- a/DynamicMS/deliverables/Guide_Installation_Docker_Runtime_Editor_Linux_Windows_DynamicMS_FR.docx
+++ b/DynamicMS/deliverables/Guide_Installation_Docker_Runtime_Editor_Linux_Windows_DynamicMS_FR.docx
@@ -306,7 +306,7 @@
             </w:rPr>
             <w:fldChar w:fldCharType="separate"/>
           </w:r>
-          <w:hyperlink w:anchor="__RefHeading___Toc3128_1162042918">
+          <w:hyperlink w:anchor="__RefHeading___Toc3128_4137183342">
             <w:r>
               <w:rPr>
                 <w:webHidden/>
@@ -327,7 +327,7 @@
             </w:tabs>
             <w:rPr/>
           </w:pPr>
-          <w:hyperlink w:anchor="__RefHeading___Toc3130_1162042918">
+          <w:hyperlink w:anchor="__RefHeading___Toc3130_4137183342">
             <w:r>
               <w:rPr>
                 <w:webHidden/>
@@ -348,7 +348,7 @@
             </w:tabs>
             <w:rPr/>
           </w:pPr>
-          <w:hyperlink w:anchor="__RefHeading___Toc3132_1162042918">
+          <w:hyperlink w:anchor="__RefHeading___Toc3132_4137183342">
             <w:r>
               <w:rPr>
                 <w:webHidden/>
@@ -369,7 +369,7 @@
             </w:tabs>
             <w:rPr/>
           </w:pPr>
-          <w:hyperlink w:anchor="__RefHeading___Toc3134_1162042918">
+          <w:hyperlink w:anchor="__RefHeading___Toc3134_4137183342">
             <w:r>
               <w:rPr>
                 <w:webHidden/>
@@ -390,7 +390,7 @@
             </w:tabs>
             <w:rPr/>
           </w:pPr>
-          <w:hyperlink w:anchor="__RefHeading___Toc3136_1162042918">
+          <w:hyperlink w:anchor="__RefHeading___Toc3136_4137183342">
             <w:r>
               <w:rPr>
                 <w:webHidden/>
@@ -411,7 +411,7 @@
             </w:tabs>
             <w:rPr/>
           </w:pPr>
-          <w:hyperlink w:anchor="__RefHeading___Toc3138_1162042918">
+          <w:hyperlink w:anchor="__RefHeading___Toc3138_4137183342">
             <w:r>
               <w:rPr>
                 <w:webHidden/>
@@ -432,7 +432,7 @@
             </w:tabs>
             <w:rPr/>
           </w:pPr>
-          <w:hyperlink w:anchor="__RefHeading___Toc3140_1162042918">
+          <w:hyperlink w:anchor="__RefHeading___Toc3140_4137183342">
             <w:r>
               <w:rPr>
                 <w:webHidden/>
@@ -453,7 +453,7 @@
             </w:tabs>
             <w:rPr/>
           </w:pPr>
-          <w:hyperlink w:anchor="__RefHeading___Toc3142_1162042918">
+          <w:hyperlink w:anchor="__RefHeading___Toc3142_4137183342">
             <w:r>
               <w:rPr>
                 <w:webHidden/>
@@ -474,7 +474,7 @@
             </w:tabs>
             <w:rPr/>
           </w:pPr>
-          <w:hyperlink w:anchor="__RefHeading___Toc3144_1162042918">
+          <w:hyperlink w:anchor="__RefHeading___Toc3144_4137183342">
             <w:r>
               <w:rPr>
                 <w:webHidden/>
@@ -495,7 +495,7 @@
             </w:tabs>
             <w:rPr/>
           </w:pPr>
-          <w:hyperlink w:anchor="__RefHeading___Toc3146_1162042918">
+          <w:hyperlink w:anchor="__RefHeading___Toc3146_4137183342">
             <w:r>
               <w:rPr>
                 <w:webHidden/>
@@ -516,7 +516,7 @@
             </w:tabs>
             <w:rPr/>
           </w:pPr>
-          <w:hyperlink w:anchor="__RefHeading___Toc3148_1162042918">
+          <w:hyperlink w:anchor="__RefHeading___Toc3148_4137183342">
             <w:r>
               <w:rPr>
                 <w:webHidden/>
@@ -537,7 +537,7 @@
             </w:tabs>
             <w:rPr/>
           </w:pPr>
-          <w:hyperlink w:anchor="__RefHeading___Toc3150_1162042918">
+          <w:hyperlink w:anchor="__RefHeading___Toc3150_4137183342">
             <w:r>
               <w:rPr>
                 <w:webHidden/>
@@ -558,7 +558,7 @@
             </w:tabs>
             <w:rPr/>
           </w:pPr>
-          <w:hyperlink w:anchor="__RefHeading___Toc3152_1162042918">
+          <w:hyperlink w:anchor="__RefHeading___Toc3152_4137183342">
             <w:r>
               <w:rPr>
                 <w:webHidden/>
@@ -579,7 +579,7 @@
             </w:tabs>
             <w:rPr/>
           </w:pPr>
-          <w:hyperlink w:anchor="__RefHeading___Toc3154_1162042918">
+          <w:hyperlink w:anchor="__RefHeading___Toc3154_4137183342">
             <w:r>
               <w:rPr>
                 <w:webHidden/>
@@ -600,7 +600,7 @@
             </w:tabs>
             <w:rPr/>
           </w:pPr>
-          <w:hyperlink w:anchor="__RefHeading___Toc3156_1162042918">
+          <w:hyperlink w:anchor="__RefHeading___Toc3156_4137183342">
             <w:r>
               <w:rPr>
                 <w:webHidden/>
@@ -621,7 +621,7 @@
             </w:tabs>
             <w:rPr/>
           </w:pPr>
-          <w:hyperlink w:anchor="__RefHeading___Toc3158_1162042918">
+          <w:hyperlink w:anchor="__RefHeading___Toc3158_4137183342">
             <w:r>
               <w:rPr>
                 <w:webHidden/>
@@ -642,7 +642,7 @@
             </w:tabs>
             <w:rPr/>
           </w:pPr>
-          <w:hyperlink w:anchor="__RefHeading___Toc3160_1162042918">
+          <w:hyperlink w:anchor="__RefHeading___Toc3160_4137183342">
             <w:r>
               <w:rPr>
                 <w:webHidden/>
@@ -663,7 +663,7 @@
             </w:tabs>
             <w:rPr/>
           </w:pPr>
-          <w:hyperlink w:anchor="__RefHeading___Toc3162_1162042918">
+          <w:hyperlink w:anchor="__RefHeading___Toc3162_4137183342">
             <w:r>
               <w:rPr>
                 <w:webHidden/>
@@ -684,7 +684,7 @@
             </w:tabs>
             <w:rPr/>
           </w:pPr>
-          <w:hyperlink w:anchor="__RefHeading___Toc3164_1162042918">
+          <w:hyperlink w:anchor="__RefHeading___Toc3164_4137183342">
             <w:r>
               <w:rPr>
                 <w:webHidden/>
@@ -705,7 +705,7 @@
             </w:tabs>
             <w:rPr/>
           </w:pPr>
-          <w:hyperlink w:anchor="__RefHeading___Toc3166_1162042918">
+          <w:hyperlink w:anchor="__RefHeading___Toc3166_4137183342">
             <w:r>
               <w:rPr>
                 <w:webHidden/>
@@ -726,7 +726,7 @@
             </w:tabs>
             <w:rPr/>
           </w:pPr>
-          <w:hyperlink w:anchor="__RefHeading___Toc3168_1162042918">
+          <w:hyperlink w:anchor="__RefHeading___Toc3168_4137183342">
             <w:r>
               <w:rPr>
                 <w:webHidden/>
@@ -747,7 +747,7 @@
             </w:tabs>
             <w:rPr/>
           </w:pPr>
-          <w:hyperlink w:anchor="__RefHeading___Toc3170_1162042918">
+          <w:hyperlink w:anchor="__RefHeading___Toc3170_4137183342">
             <w:r>
               <w:rPr>
                 <w:webHidden/>
@@ -768,7 +768,7 @@
             </w:tabs>
             <w:rPr/>
           </w:pPr>
-          <w:hyperlink w:anchor="__RefHeading___Toc3172_1162042918">
+          <w:hyperlink w:anchor="__RefHeading___Toc3172_4137183342">
             <w:r>
               <w:rPr>
                 <w:webHidden/>
@@ -789,7 +789,7 @@
             </w:tabs>
             <w:rPr/>
           </w:pPr>
-          <w:hyperlink w:anchor="__RefHeading___Toc3174_1162042918">
+          <w:hyperlink w:anchor="__RefHeading___Toc3174_4137183342">
             <w:r>
               <w:rPr>
                 <w:webHidden/>
@@ -810,7 +810,7 @@
             </w:tabs>
             <w:rPr/>
           </w:pPr>
-          <w:hyperlink w:anchor="__RefHeading___Toc3176_1162042918">
+          <w:hyperlink w:anchor="__RefHeading___Toc3176_4137183342">
             <w:r>
               <w:rPr>
                 <w:webHidden/>
@@ -831,7 +831,7 @@
             </w:tabs>
             <w:rPr/>
           </w:pPr>
-          <w:hyperlink w:anchor="__RefHeading___Toc3178_1162042918">
+          <w:hyperlink w:anchor="__RefHeading___Toc3178_4137183342">
             <w:r>
               <w:rPr>
                 <w:webHidden/>
@@ -852,7 +852,7 @@
             </w:tabs>
             <w:rPr/>
           </w:pPr>
-          <w:hyperlink w:anchor="__RefHeading___Toc3180_1162042918">
+          <w:hyperlink w:anchor="__RefHeading___Toc3180_4137183342">
             <w:r>
               <w:rPr>
                 <w:webHidden/>
@@ -873,7 +873,7 @@
             </w:tabs>
             <w:rPr/>
           </w:pPr>
-          <w:hyperlink w:anchor="__RefHeading___Toc3182_1162042918">
+          <w:hyperlink w:anchor="__RefHeading___Toc3182_4137183342">
             <w:r>
               <w:rPr>
                 <w:webHidden/>
@@ -894,7 +894,7 @@
             </w:tabs>
             <w:rPr/>
           </w:pPr>
-          <w:hyperlink w:anchor="__RefHeading___Toc3184_1162042918">
+          <w:hyperlink w:anchor="__RefHeading___Toc3184_4137183342">
             <w:r>
               <w:rPr>
                 <w:webHidden/>
@@ -915,7 +915,7 @@
             </w:tabs>
             <w:rPr/>
           </w:pPr>
-          <w:hyperlink w:anchor="__RefHeading___Toc3186_1162042918">
+          <w:hyperlink w:anchor="__RefHeading___Toc3186_4137183342">
             <w:r>
               <w:rPr>
                 <w:webHidden/>
@@ -936,7 +936,7 @@
             </w:tabs>
             <w:rPr/>
           </w:pPr>
-          <w:hyperlink w:anchor="__RefHeading___Toc3188_1162042918">
+          <w:hyperlink w:anchor="__RefHeading___Toc3188_4137183342">
             <w:r>
               <w:rPr>
                 <w:webHidden/>
@@ -957,7 +957,7 @@
             </w:tabs>
             <w:rPr/>
           </w:pPr>
-          <w:hyperlink w:anchor="__RefHeading___Toc3190_1162042918">
+          <w:hyperlink w:anchor="__RefHeading___Toc3190_4137183342">
             <w:r>
               <w:rPr>
                 <w:webHidden/>
@@ -978,7 +978,7 @@
             </w:tabs>
             <w:rPr/>
           </w:pPr>
-          <w:hyperlink w:anchor="__RefHeading___Toc3192_1162042918">
+          <w:hyperlink w:anchor="__RefHeading___Toc3192_4137183342">
             <w:r>
               <w:rPr>
                 <w:webHidden/>
@@ -999,7 +999,7 @@
             </w:tabs>
             <w:rPr/>
           </w:pPr>
-          <w:hyperlink w:anchor="__RefHeading___Toc3194_1162042918">
+          <w:hyperlink w:anchor="__RefHeading___Toc3194_4137183342">
             <w:r>
               <w:rPr>
                 <w:webHidden/>
@@ -1020,7 +1020,7 @@
             </w:tabs>
             <w:rPr/>
           </w:pPr>
-          <w:hyperlink w:anchor="__RefHeading___Toc3196_1162042918">
+          <w:hyperlink w:anchor="__RefHeading___Toc3196_4137183342">
             <w:r>
               <w:rPr>
                 <w:webHidden/>
@@ -1070,7 +1070,7 @@
         <w:spacing w:before="0" w:after="160"/>
         <w:rPr/>
       </w:pPr>
-      <w:bookmarkStart w:id="0" w:name="__RefHeading___Toc3128_1162042918"/>
+      <w:bookmarkStart w:id="0" w:name="__RefHeading___Toc3128_4137183342"/>
       <w:bookmarkEnd w:id="0"/>
       <w:r>
         <w:rPr/>
@@ -1113,7 +1113,7 @@
         <w:rPr>
           <w:sz w:val="20"/>
         </w:rPr>
-        <w:t>l'application est livrée exécutable, sans code source : serveur compilé en bytecode V8, interface web obfusquée.</w:t>
+        <w:t>l'application est livrée exécutable, sans code source : serveur minifié et compilé en bytecode V8, interface web minifiée, chargée à la demande et précompressée.</w:t>
       </w:r>
     </w:p>
     <w:p>
@@ -1202,7 +1202,7 @@
         <w:pStyle w:val="Heading1"/>
         <w:rPr/>
       </w:pPr>
-      <w:bookmarkStart w:id="1" w:name="__RefHeading___Toc3130_1162042918"/>
+      <w:bookmarkStart w:id="1" w:name="__RefHeading___Toc3130_4137183342"/>
       <w:bookmarkEnd w:id="1"/>
       <w:r>
         <w:rPr/>
@@ -1703,7 +1703,7 @@
         <w:pStyle w:val="Heading1"/>
         <w:rPr/>
       </w:pPr>
-      <w:bookmarkStart w:id="2" w:name="__RefHeading___Toc3132_1162042918"/>
+      <w:bookmarkStart w:id="2" w:name="__RefHeading___Toc3132_4137183342"/>
       <w:bookmarkEnd w:id="2"/>
       <w:r>
         <w:rPr/>
@@ -2369,7 +2369,7 @@
                 <w:color w:val="123A5F"/>
                 <w:sz w:val="18"/>
               </w:rPr>
-              <w:t>Non livré (bytecode, interface obfusquée)</w:t>
+              <w:t>Non livré (bytecode, interface minifiée)</w:t>
             </w:r>
           </w:p>
         </w:tc>
@@ -2396,7 +2396,7 @@
                 <w:color w:val="123A5F"/>
                 <w:sz w:val="18"/>
               </w:rPr>
-              <w:t>Non livré (bytecode, interface obfusquée)</w:t>
+              <w:t>Non livré (bytecode, interface minifiée)</w:t>
             </w:r>
           </w:p>
         </w:tc>
@@ -2478,7 +2478,7 @@
         <w:pStyle w:val="Heading1"/>
         <w:rPr/>
       </w:pPr>
-      <w:bookmarkStart w:id="3" w:name="__RefHeading___Toc3134_1162042918"/>
+      <w:bookmarkStart w:id="3" w:name="__RefHeading___Toc3134_4137183342"/>
       <w:bookmarkEnd w:id="3"/>
       <w:r>
         <w:rPr/>
@@ -2625,7 +2625,7 @@
         <w:pStyle w:val="Heading1"/>
         <w:rPr/>
       </w:pPr>
-      <w:bookmarkStart w:id="4" w:name="__RefHeading___Toc3136_1162042918"/>
+      <w:bookmarkStart w:id="4" w:name="__RefHeading___Toc3136_4137183342"/>
       <w:bookmarkEnd w:id="4"/>
       <w:r>
         <w:rPr/>
@@ -2637,7 +2637,7 @@
         <w:pStyle w:val="Heading2"/>
         <w:rPr/>
       </w:pPr>
-      <w:bookmarkStart w:id="5" w:name="__RefHeading___Toc3138_1162042918"/>
+      <w:bookmarkStart w:id="5" w:name="__RefHeading___Toc3138_4137183342"/>
       <w:bookmarkEnd w:id="5"/>
       <w:r>
         <w:rPr/>
@@ -3188,7 +3188,7 @@
         <w:pStyle w:val="Heading2"/>
         <w:rPr/>
       </w:pPr>
-      <w:bookmarkStart w:id="6" w:name="__RefHeading___Toc3140_1162042918"/>
+      <w:bookmarkStart w:id="6" w:name="__RefHeading___Toc3140_4137183342"/>
       <w:bookmarkEnd w:id="6"/>
       <w:r>
         <w:rPr/>
@@ -3200,7 +3200,7 @@
         <w:pStyle w:val="Heading3"/>
         <w:rPr/>
       </w:pPr>
-      <w:bookmarkStart w:id="7" w:name="__RefHeading___Toc3142_1162042918"/>
+      <w:bookmarkStart w:id="7" w:name="__RefHeading___Toc3142_4137183342"/>
       <w:bookmarkEnd w:id="7"/>
       <w:r>
         <w:rPr/>
@@ -3394,7 +3394,7 @@
         <w:pStyle w:val="Heading3"/>
         <w:rPr/>
       </w:pPr>
-      <w:bookmarkStart w:id="8" w:name="__RefHeading___Toc3144_1162042918"/>
+      <w:bookmarkStart w:id="8" w:name="__RefHeading___Toc3144_4137183342"/>
       <w:bookmarkEnd w:id="8"/>
       <w:r>
         <w:rPr/>
@@ -3474,7 +3474,7 @@
         <w:pStyle w:val="Heading3"/>
         <w:rPr/>
       </w:pPr>
-      <w:bookmarkStart w:id="9" w:name="__RefHeading___Toc3146_1162042918"/>
+      <w:bookmarkStart w:id="9" w:name="__RefHeading___Toc3146_4137183342"/>
       <w:bookmarkEnd w:id="9"/>
       <w:r>
         <w:rPr/>
@@ -3550,7 +3550,7 @@
         <w:pStyle w:val="Heading2"/>
         <w:rPr/>
       </w:pPr>
-      <w:bookmarkStart w:id="10" w:name="__RefHeading___Toc3148_1162042918"/>
+      <w:bookmarkStart w:id="10" w:name="__RefHeading___Toc3148_4137183342"/>
       <w:bookmarkEnd w:id="10"/>
       <w:r>
         <w:rPr/>
@@ -3676,7 +3676,7 @@
         <w:pStyle w:val="Heading2"/>
         <w:rPr/>
       </w:pPr>
-      <w:bookmarkStart w:id="11" w:name="__RefHeading___Toc3150_1162042918"/>
+      <w:bookmarkStart w:id="11" w:name="__RefHeading___Toc3150_4137183342"/>
       <w:bookmarkEnd w:id="11"/>
       <w:r>
         <w:rPr/>
@@ -4647,7 +4647,7 @@
         <w:pStyle w:val="Heading2"/>
         <w:rPr/>
       </w:pPr>
-      <w:bookmarkStart w:id="12" w:name="__RefHeading___Toc3152_1162042918"/>
+      <w:bookmarkStart w:id="12" w:name="__RefHeading___Toc3152_4137183342"/>
       <w:bookmarkEnd w:id="12"/>
       <w:r>
         <w:rPr/>
@@ -4723,7 +4723,7 @@
         <w:pStyle w:val="Heading1"/>
         <w:rPr/>
       </w:pPr>
-      <w:bookmarkStart w:id="13" w:name="__RefHeading___Toc3154_1162042918"/>
+      <w:bookmarkStart w:id="13" w:name="__RefHeading___Toc3154_4137183342"/>
       <w:bookmarkEnd w:id="13"/>
       <w:r>
         <w:rPr/>
@@ -4735,7 +4735,7 @@
         <w:pStyle w:val="Heading2"/>
         <w:rPr/>
       </w:pPr>
-      <w:bookmarkStart w:id="14" w:name="__RefHeading___Toc3156_1162042918"/>
+      <w:bookmarkStart w:id="14" w:name="__RefHeading___Toc3156_4137183342"/>
       <w:bookmarkEnd w:id="14"/>
       <w:r>
         <w:rPr/>
@@ -5122,7 +5122,7 @@
         <w:pStyle w:val="Heading2"/>
         <w:rPr/>
       </w:pPr>
-      <w:bookmarkStart w:id="15" w:name="__RefHeading___Toc3158_1162042918"/>
+      <w:bookmarkStart w:id="15" w:name="__RefHeading___Toc3158_4137183342"/>
       <w:bookmarkEnd w:id="15"/>
       <w:r>
         <w:rPr/>
@@ -5185,7 +5185,7 @@
         <w:pStyle w:val="Heading2"/>
         <w:rPr/>
       </w:pPr>
-      <w:bookmarkStart w:id="16" w:name="__RefHeading___Toc3160_1162042918"/>
+      <w:bookmarkStart w:id="16" w:name="__RefHeading___Toc3160_4137183342"/>
       <w:bookmarkEnd w:id="16"/>
       <w:r>
         <w:rPr/>
@@ -5316,7 +5316,7 @@
         <w:pStyle w:val="Heading2"/>
         <w:rPr/>
       </w:pPr>
-      <w:bookmarkStart w:id="17" w:name="__RefHeading___Toc3162_1162042918"/>
+      <w:bookmarkStart w:id="17" w:name="__RefHeading___Toc3162_4137183342"/>
       <w:bookmarkEnd w:id="17"/>
       <w:r>
         <w:rPr/>
@@ -5659,7 +5659,7 @@
         <w:pStyle w:val="Heading1"/>
         <w:rPr/>
       </w:pPr>
-      <w:bookmarkStart w:id="18" w:name="__RefHeading___Toc3164_1162042918"/>
+      <w:bookmarkStart w:id="18" w:name="__RefHeading___Toc3164_4137183342"/>
       <w:bookmarkEnd w:id="18"/>
       <w:r>
         <w:rPr/>
@@ -5745,7 +5745,7 @@
         <w:pStyle w:val="Heading1"/>
         <w:rPr/>
       </w:pPr>
-      <w:bookmarkStart w:id="19" w:name="__RefHeading___Toc3166_1162042918"/>
+      <w:bookmarkStart w:id="19" w:name="__RefHeading___Toc3166_4137183342"/>
       <w:bookmarkEnd w:id="19"/>
       <w:r>
         <w:rPr/>
@@ -5831,7 +5831,7 @@
         <w:pStyle w:val="Heading2"/>
         <w:rPr/>
       </w:pPr>
-      <w:bookmarkStart w:id="20" w:name="__RefHeading___Toc3168_1162042918"/>
+      <w:bookmarkStart w:id="20" w:name="__RefHeading___Toc3168_4137183342"/>
       <w:bookmarkEnd w:id="20"/>
       <w:r>
         <w:rPr/>
@@ -6348,7 +6348,7 @@
         <w:pStyle w:val="Heading2"/>
         <w:rPr/>
       </w:pPr>
-      <w:bookmarkStart w:id="21" w:name="__RefHeading___Toc3170_1162042918"/>
+      <w:bookmarkStart w:id="21" w:name="__RefHeading___Toc3170_4137183342"/>
       <w:bookmarkEnd w:id="21"/>
       <w:r>
         <w:rPr/>
@@ -6434,7 +6434,7 @@
         <w:pStyle w:val="Heading2"/>
         <w:rPr/>
       </w:pPr>
-      <w:bookmarkStart w:id="22" w:name="__RefHeading___Toc3172_1162042918"/>
+      <w:bookmarkStart w:id="22" w:name="__RefHeading___Toc3172_4137183342"/>
       <w:bookmarkEnd w:id="22"/>
       <w:r>
         <w:rPr/>
@@ -6582,7 +6582,7 @@
         <w:pStyle w:val="Heading2"/>
         <w:rPr/>
       </w:pPr>
-      <w:bookmarkStart w:id="23" w:name="__RefHeading___Toc3174_1162042918"/>
+      <w:bookmarkStart w:id="23" w:name="__RefHeading___Toc3174_4137183342"/>
       <w:bookmarkEnd w:id="23"/>
       <w:r>
         <w:rPr/>
@@ -6668,7 +6668,7 @@
         <w:pStyle w:val="Heading2"/>
         <w:rPr/>
       </w:pPr>
-      <w:bookmarkStart w:id="24" w:name="__RefHeading___Toc3176_1162042918"/>
+      <w:bookmarkStart w:id="24" w:name="__RefHeading___Toc3176_4137183342"/>
       <w:bookmarkEnd w:id="24"/>
       <w:r>
         <w:rPr/>
@@ -6692,7 +6692,7 @@
         <w:pStyle w:val="Heading2"/>
         <w:rPr/>
       </w:pPr>
-      <w:bookmarkStart w:id="25" w:name="__RefHeading___Toc3178_1162042918"/>
+      <w:bookmarkStart w:id="25" w:name="__RefHeading___Toc3178_4137183342"/>
       <w:bookmarkEnd w:id="25"/>
       <w:r>
         <w:rPr/>
@@ -6716,7 +6716,7 @@
         <w:pStyle w:val="Heading2"/>
         <w:rPr/>
       </w:pPr>
-      <w:bookmarkStart w:id="26" w:name="__RefHeading___Toc3180_1162042918"/>
+      <w:bookmarkStart w:id="26" w:name="__RefHeading___Toc3180_4137183342"/>
       <w:bookmarkEnd w:id="26"/>
       <w:r>
         <w:rPr/>
@@ -6796,7 +6796,7 @@
         <w:pStyle w:val="Heading1"/>
         <w:rPr/>
       </w:pPr>
-      <w:bookmarkStart w:id="27" w:name="__RefHeading___Toc3182_1162042918"/>
+      <w:bookmarkStart w:id="27" w:name="__RefHeading___Toc3182_4137183342"/>
       <w:bookmarkEnd w:id="27"/>
       <w:r>
         <w:rPr/>
@@ -6820,7 +6820,7 @@
         <w:pStyle w:val="Heading3"/>
         <w:rPr/>
       </w:pPr>
-      <w:bookmarkStart w:id="28" w:name="__RefHeading___Toc3184_1162042918"/>
+      <w:bookmarkStart w:id="28" w:name="__RefHeading___Toc3184_4137183342"/>
       <w:bookmarkEnd w:id="28"/>
       <w:r>
         <w:rPr/>
@@ -8005,7 +8005,7 @@
         <w:pStyle w:val="Heading3"/>
         <w:rPr/>
       </w:pPr>
-      <w:bookmarkStart w:id="29" w:name="__RefHeading___Toc3186_1162042918"/>
+      <w:bookmarkStart w:id="29" w:name="__RefHeading___Toc3186_4137183342"/>
       <w:bookmarkEnd w:id="29"/>
       <w:r>
         <w:rPr/>
@@ -14838,7 +14838,7 @@
         <w:pStyle w:val="Heading1"/>
         <w:rPr/>
       </w:pPr>
-      <w:bookmarkStart w:id="30" w:name="__RefHeading___Toc3188_1162042918"/>
+      <w:bookmarkStart w:id="30" w:name="__RefHeading___Toc3188_4137183342"/>
       <w:bookmarkEnd w:id="30"/>
       <w:r>
         <w:rPr/>
@@ -14850,7 +14850,7 @@
         <w:pStyle w:val="Heading2"/>
         <w:rPr/>
       </w:pPr>
-      <w:bookmarkStart w:id="31" w:name="__RefHeading___Toc3190_1162042918"/>
+      <w:bookmarkStart w:id="31" w:name="__RefHeading___Toc3190_4137183342"/>
       <w:bookmarkEnd w:id="31"/>
       <w:r>
         <w:rPr/>
@@ -14964,7 +14964,7 @@
         <w:pStyle w:val="Heading2"/>
         <w:rPr/>
       </w:pPr>
-      <w:bookmarkStart w:id="32" w:name="__RefHeading___Toc3192_1162042918"/>
+      <w:bookmarkStart w:id="32" w:name="__RefHeading___Toc3192_4137183342"/>
       <w:bookmarkEnd w:id="32"/>
       <w:r>
         <w:rPr/>
@@ -15125,7 +15125,7 @@
         <w:pStyle w:val="Heading2"/>
         <w:rPr/>
       </w:pPr>
-      <w:bookmarkStart w:id="33" w:name="__RefHeading___Toc3194_1162042918"/>
+      <w:bookmarkStart w:id="33" w:name="__RefHeading___Toc3194_4137183342"/>
       <w:bookmarkEnd w:id="33"/>
       <w:r>
         <w:rPr/>
@@ -15218,7 +15218,7 @@
         <w:pStyle w:val="Heading1"/>
         <w:rPr/>
       </w:pPr>
-      <w:bookmarkStart w:id="34" w:name="__RefHeading___Toc3196_1162042918"/>
+      <w:bookmarkStart w:id="34" w:name="__RefHeading___Toc3196_4137183342"/>
       <w:bookmarkEnd w:id="34"/>
       <w:r>
         <w:rPr/>
